--- a/docs/Plantilla memoria TFM - limpio.docx
+++ b/docs/Plantilla memoria TFM - limpio.docx
@@ -273,7 +273,7 @@
           <w:sz w:val="28"/>
           <w:szCs w:val="28"/>
         </w:rPr>
-        <w:t xml:space="preserve">STER UNIVERSITARIO EN ANALISIS DE DATOS MASIVOS </w:t>
+        <w:t>STER UNIVERSITARIO EN AN</w:t>
       </w:r>
       <w:r>
         <w:rPr>
@@ -285,7 +285,7 @@
           <w:sz w:val="28"/>
           <w:szCs w:val="28"/>
         </w:rPr>
-        <w:t>(BIG</w:t>
+        <w:t>Á</w:t>
       </w:r>
       <w:r>
         <w:rPr>
@@ -297,6 +297,30 @@
           <w:sz w:val="28"/>
           <w:szCs w:val="28"/>
         </w:rPr>
+        <w:t xml:space="preserve">LISIS DE DATOS MASIVOS </w:t>
+      </w:r>
+      <w:r>
+        <w:rPr>
+          <w:rFonts w:asciiTheme="minorHAnsi" w:hAnsiTheme="minorHAnsi" w:cstheme="minorHAnsi"/>
+          <w:b/>
+          <w:bCs/>
+          <w:i w:val="0"/>
+          <w:iCs w:val="0"/>
+          <w:sz w:val="28"/>
+          <w:szCs w:val="28"/>
+        </w:rPr>
+        <w:t>(BIG</w:t>
+      </w:r>
+      <w:r>
+        <w:rPr>
+          <w:rFonts w:asciiTheme="minorHAnsi" w:hAnsiTheme="minorHAnsi" w:cstheme="minorHAnsi"/>
+          <w:b/>
+          <w:bCs/>
+          <w:i w:val="0"/>
+          <w:iCs w:val="0"/>
+          <w:sz w:val="28"/>
+          <w:szCs w:val="28"/>
+        </w:rPr>
         <w:t xml:space="preserve"> DATA)</w:t>
       </w:r>
     </w:p>
@@ -800,14 +824,7 @@
           <w:rFonts w:asciiTheme="minorHAnsi" w:hAnsiTheme="minorHAnsi" w:cstheme="minorHAnsi"/>
           <w:color w:val="000000" w:themeColor="text1"/>
         </w:rPr>
-        <w:t>ste Trabajo de Fin de Máster analiza la heterogeneidad del mercado inmobiliario español mediante la segmentación de municipios a partir de técnicas de aprendizaje automático no supervisado. El objetivo principal consiste en identificar grupos de municipios que presenten características similares a partir de variables inmobiliarias,</w:t>
-      </w:r>
-      <w:r>
-        <w:rPr>
-          <w:rFonts w:asciiTheme="minorHAnsi" w:hAnsiTheme="minorHAnsi" w:cstheme="minorHAnsi"/>
-          <w:color w:val="000000" w:themeColor="text1"/>
-        </w:rPr>
-        <w:t xml:space="preserve"> demográficas, socioeconómicas y territoriales</w:t>
+        <w:t>ste Trabajo de Fin de Máster analiza la heterogeneidad del mercado inmobiliario español mediante la segmentación de municipios a partir de técnicas de aprendizaje automático no supervisado. El objetivo principal consiste en identificar grupos de municipios que presenten características similares a partir de variables inmobiliarias, demográficas, socioeconómicas y territoriales</w:t>
       </w:r>
       <w:r>
         <w:rPr>
@@ -832,175 +849,70 @@
           <w:rFonts w:asciiTheme="minorHAnsi" w:hAnsiTheme="minorHAnsi" w:cstheme="minorHAnsi"/>
           <w:color w:val="000000" w:themeColor="text1"/>
         </w:rPr>
-        <w:t xml:space="preserve">Para ello, </w:t>
+        <w:t>Para ello, se ha diseñado e implementado</w:t>
       </w:r>
       <w:r>
         <w:rPr>
           <w:rFonts w:asciiTheme="minorHAnsi" w:hAnsiTheme="minorHAnsi" w:cstheme="minorHAnsi"/>
           <w:color w:val="000000" w:themeColor="text1"/>
         </w:rPr>
-        <w:t>se ha diseñado</w:t>
+        <w:t xml:space="preserve"> en AWS</w:t>
       </w:r>
       <w:r>
         <w:rPr>
           <w:rFonts w:asciiTheme="minorHAnsi" w:hAnsiTheme="minorHAnsi" w:cstheme="minorHAnsi"/>
           <w:color w:val="000000" w:themeColor="text1"/>
         </w:rPr>
-        <w:t xml:space="preserve"> e implementado</w:t>
+        <w:t xml:space="preserve"> una arquitectura </w:t>
       </w:r>
       <w:r>
         <w:rPr>
           <w:rFonts w:asciiTheme="minorHAnsi" w:hAnsiTheme="minorHAnsi" w:cstheme="minorHAnsi"/>
           <w:color w:val="000000" w:themeColor="text1"/>
         </w:rPr>
-        <w:t xml:space="preserve"> </w:t>
+        <w:t>de</w:t>
       </w:r>
       <w:r>
         <w:rPr>
           <w:rFonts w:asciiTheme="minorHAnsi" w:hAnsiTheme="minorHAnsi" w:cstheme="minorHAnsi"/>
           <w:color w:val="000000" w:themeColor="text1"/>
         </w:rPr>
-        <w:t>en AWS</w:t>
+        <w:t xml:space="preserve"> tres capas que permite recopilar, procesar e integrar información procedente de distintas fuentes</w:t>
       </w:r>
       <w:r>
         <w:rPr>
           <w:rFonts w:asciiTheme="minorHAnsi" w:hAnsiTheme="minorHAnsi" w:cstheme="minorHAnsi"/>
           <w:color w:val="000000" w:themeColor="text1"/>
         </w:rPr>
-        <w:t xml:space="preserve"> una arquitectura </w:t>
+        <w:t xml:space="preserve"> de datos</w:t>
       </w:r>
       <w:r>
         <w:rPr>
           <w:rFonts w:asciiTheme="minorHAnsi" w:hAnsiTheme="minorHAnsi" w:cstheme="minorHAnsi"/>
           <w:color w:val="000000" w:themeColor="text1"/>
         </w:rPr>
-        <w:t>de</w:t>
+        <w:t xml:space="preserve"> públic</w:t>
       </w:r>
       <w:r>
         <w:rPr>
           <w:rFonts w:asciiTheme="minorHAnsi" w:hAnsiTheme="minorHAnsi" w:cstheme="minorHAnsi"/>
           <w:color w:val="000000" w:themeColor="text1"/>
         </w:rPr>
-        <w:t xml:space="preserve"> tres capas</w:t>
+        <w:t>o</w:t>
       </w:r>
       <w:r>
         <w:rPr>
           <w:rFonts w:asciiTheme="minorHAnsi" w:hAnsiTheme="minorHAnsi" w:cstheme="minorHAnsi"/>
           <w:color w:val="000000" w:themeColor="text1"/>
         </w:rPr>
-        <w:t xml:space="preserve"> que permite recopilar, </w:t>
+        <w:t>s.</w:t>
       </w:r>
       <w:r>
         <w:rPr>
           <w:rFonts w:asciiTheme="minorHAnsi" w:hAnsiTheme="minorHAnsi" w:cstheme="minorHAnsi"/>
           <w:color w:val="000000" w:themeColor="text1"/>
         </w:rPr>
-        <w:t>procesar</w:t>
-      </w:r>
-      <w:r>
-        <w:rPr>
-          <w:rFonts w:asciiTheme="minorHAnsi" w:hAnsiTheme="minorHAnsi" w:cstheme="minorHAnsi"/>
-          <w:color w:val="000000" w:themeColor="text1"/>
-        </w:rPr>
-        <w:t xml:space="preserve"> e integrar información procedente de distintas fuentes</w:t>
-      </w:r>
-      <w:r>
-        <w:rPr>
-          <w:rFonts w:asciiTheme="minorHAnsi" w:hAnsiTheme="minorHAnsi" w:cstheme="minorHAnsi"/>
-          <w:color w:val="000000" w:themeColor="text1"/>
-        </w:rPr>
-        <w:t xml:space="preserve"> de datos</w:t>
-      </w:r>
-      <w:r>
-        <w:rPr>
-          <w:rFonts w:asciiTheme="minorHAnsi" w:hAnsiTheme="minorHAnsi" w:cstheme="minorHAnsi"/>
-          <w:color w:val="000000" w:themeColor="text1"/>
-        </w:rPr>
-        <w:t xml:space="preserve"> públic</w:t>
-      </w:r>
-      <w:r>
-        <w:rPr>
-          <w:rFonts w:asciiTheme="minorHAnsi" w:hAnsiTheme="minorHAnsi" w:cstheme="minorHAnsi"/>
-          <w:color w:val="000000" w:themeColor="text1"/>
-        </w:rPr>
-        <w:t>o</w:t>
-      </w:r>
-      <w:r>
-        <w:rPr>
-          <w:rFonts w:asciiTheme="minorHAnsi" w:hAnsiTheme="minorHAnsi" w:cstheme="minorHAnsi"/>
-          <w:color w:val="000000" w:themeColor="text1"/>
-        </w:rPr>
-        <w:t>s.</w:t>
-      </w:r>
-      <w:r>
-        <w:rPr>
-          <w:rFonts w:asciiTheme="minorHAnsi" w:hAnsiTheme="minorHAnsi" w:cstheme="minorHAnsi"/>
-          <w:color w:val="000000" w:themeColor="text1"/>
-        </w:rPr>
-        <w:t xml:space="preserve"> </w:t>
-      </w:r>
-      <w:r>
-        <w:rPr>
-          <w:rFonts w:asciiTheme="minorHAnsi" w:hAnsiTheme="minorHAnsi" w:cstheme="minorHAnsi"/>
-          <w:color w:val="000000" w:themeColor="text1"/>
-        </w:rPr>
-        <w:t xml:space="preserve">Sobre el conjunto de datos </w:t>
-      </w:r>
-      <w:r>
-        <w:rPr>
-          <w:rFonts w:asciiTheme="minorHAnsi" w:hAnsiTheme="minorHAnsi" w:cstheme="minorHAnsi"/>
-          <w:color w:val="000000" w:themeColor="text1"/>
-        </w:rPr>
-        <w:t>final</w:t>
-      </w:r>
-      <w:r>
-        <w:rPr>
-          <w:rFonts w:asciiTheme="minorHAnsi" w:hAnsiTheme="minorHAnsi" w:cstheme="minorHAnsi"/>
-          <w:color w:val="000000" w:themeColor="text1"/>
-        </w:rPr>
-        <w:t xml:space="preserve"> se ha realizado un análisis exploratorio</w:t>
-      </w:r>
-      <w:r>
-        <w:rPr>
-          <w:rFonts w:asciiTheme="minorHAnsi" w:hAnsiTheme="minorHAnsi" w:cstheme="minorHAnsi"/>
-          <w:color w:val="000000" w:themeColor="text1"/>
-        </w:rPr>
-        <w:t xml:space="preserve"> seguido de </w:t>
-      </w:r>
-      <w:r>
-        <w:rPr>
-          <w:rFonts w:asciiTheme="minorHAnsi" w:hAnsiTheme="minorHAnsi" w:cstheme="minorHAnsi"/>
-          <w:color w:val="000000" w:themeColor="text1"/>
-        </w:rPr>
-        <w:t xml:space="preserve">un proceso de selección y preprocesamiento de variables, </w:t>
-      </w:r>
-      <w:r>
-        <w:rPr>
-          <w:rFonts w:asciiTheme="minorHAnsi" w:hAnsiTheme="minorHAnsi" w:cstheme="minorHAnsi"/>
-          <w:color w:val="000000" w:themeColor="text1"/>
-        </w:rPr>
-        <w:t xml:space="preserve">una </w:t>
-      </w:r>
-      <w:r>
-        <w:rPr>
-          <w:rFonts w:asciiTheme="minorHAnsi" w:hAnsiTheme="minorHAnsi" w:cstheme="minorHAnsi"/>
-          <w:color w:val="000000" w:themeColor="text1"/>
-        </w:rPr>
-        <w:t xml:space="preserve">reducción de dimensionalidad mediante PCA y </w:t>
-      </w:r>
-      <w:r>
-        <w:rPr>
-          <w:rFonts w:asciiTheme="minorHAnsi" w:hAnsiTheme="minorHAnsi" w:cstheme="minorHAnsi"/>
-          <w:color w:val="000000" w:themeColor="text1"/>
-        </w:rPr>
-        <w:t>la aplicación</w:t>
-      </w:r>
-      <w:r>
-        <w:rPr>
-          <w:rFonts w:asciiTheme="minorHAnsi" w:hAnsiTheme="minorHAnsi" w:cstheme="minorHAnsi"/>
-          <w:color w:val="000000" w:themeColor="text1"/>
-        </w:rPr>
-        <w:t xml:space="preserve"> de diferentes algoritmos de clustering</w:t>
+        <w:t xml:space="preserve"> Sobre el conjunto de datos final se ha realizado un análisis exploratorio seguido de un proceso de selección y preprocesamiento de variables, una reducción de dimensionalidad mediante PCA y la aplicación de diferentes algoritmos de clustering</w:t>
       </w:r>
       <w:r>
         <w:rPr>
@@ -1032,63 +944,21 @@
           <w:rFonts w:asciiTheme="minorHAnsi" w:hAnsiTheme="minorHAnsi" w:cstheme="minorHAnsi"/>
           <w:color w:val="000000" w:themeColor="text1"/>
         </w:rPr>
-        <w:t xml:space="preserve">Como resultado, se han obtenido dos segmentaciones complementarias: una de carácter general y otra </w:t>
+        <w:t>Como resultado, se han obtenido dos segmentaciones complementarias: una de carácter general y otra restringida a los municipios con más de 5</w:t>
       </w:r>
       <w:r>
         <w:rPr>
           <w:rFonts w:asciiTheme="minorHAnsi" w:hAnsiTheme="minorHAnsi" w:cstheme="minorHAnsi"/>
           <w:color w:val="000000" w:themeColor="text1"/>
         </w:rPr>
-        <w:t>restringida a los</w:t>
+        <w:t>.</w:t>
       </w:r>
       <w:r>
         <w:rPr>
           <w:rFonts w:asciiTheme="minorHAnsi" w:hAnsiTheme="minorHAnsi" w:cstheme="minorHAnsi"/>
           <w:color w:val="000000" w:themeColor="text1"/>
         </w:rPr>
-        <w:t xml:space="preserve"> municipios con más de 5</w:t>
-      </w:r>
-      <w:r>
-        <w:rPr>
-          <w:rFonts w:asciiTheme="minorHAnsi" w:hAnsiTheme="minorHAnsi" w:cstheme="minorHAnsi"/>
-          <w:color w:val="000000" w:themeColor="text1"/>
-        </w:rPr>
-        <w:t>.</w:t>
-      </w:r>
-      <w:r>
-        <w:rPr>
-          <w:rFonts w:asciiTheme="minorHAnsi" w:hAnsiTheme="minorHAnsi" w:cstheme="minorHAnsi"/>
-          <w:color w:val="000000" w:themeColor="text1"/>
-        </w:rPr>
-        <w:t>000 habitantes.</w:t>
-      </w:r>
-      <w:r>
-        <w:rPr>
-          <w:rFonts w:asciiTheme="minorHAnsi" w:hAnsiTheme="minorHAnsi" w:cstheme="minorHAnsi"/>
-          <w:color w:val="000000" w:themeColor="text1"/>
-        </w:rPr>
-        <w:t xml:space="preserve"> En ambos casos, l</w:t>
-      </w:r>
-      <w:r>
-        <w:rPr>
-          <w:rFonts w:asciiTheme="minorHAnsi" w:hAnsiTheme="minorHAnsi" w:cstheme="minorHAnsi"/>
-          <w:color w:val="000000" w:themeColor="text1"/>
-        </w:rPr>
-        <w:t xml:space="preserve">os resultados </w:t>
-      </w:r>
-      <w:r>
-        <w:rPr>
-          <w:rFonts w:asciiTheme="minorHAnsi" w:hAnsiTheme="minorHAnsi" w:cstheme="minorHAnsi"/>
-          <w:color w:val="000000" w:themeColor="text1"/>
-        </w:rPr>
-        <w:t xml:space="preserve">han permitido </w:t>
-      </w:r>
-      <w:r>
-        <w:rPr>
-          <w:rFonts w:asciiTheme="minorHAnsi" w:hAnsiTheme="minorHAnsi" w:cstheme="minorHAnsi"/>
-          <w:color w:val="000000" w:themeColor="text1"/>
-        </w:rPr>
-        <w:t>identificar perfiles diferenciados y observar patrones territoriales en el comportamiento del mercado inmobiliario.</w:t>
+        <w:t>000 habitantes. En ambos casos, los resultados han permitido identificar perfiles diferenciados y observar patrones territoriales en el comportamiento del mercado inmobiliario.</w:t>
       </w:r>
     </w:p>
     <w:p>
@@ -1106,63 +976,7 @@
           <w:rFonts w:asciiTheme="minorHAnsi" w:hAnsiTheme="minorHAnsi" w:cstheme="minorHAnsi"/>
           <w:color w:val="000000" w:themeColor="text1"/>
         </w:rPr>
-        <w:t>En conjunto, e</w:t>
-      </w:r>
-      <w:r>
-        <w:rPr>
-          <w:rFonts w:asciiTheme="minorHAnsi" w:hAnsiTheme="minorHAnsi" w:cstheme="minorHAnsi"/>
-          <w:color w:val="000000" w:themeColor="text1"/>
-        </w:rPr>
-        <w:t>ste</w:t>
-      </w:r>
-      <w:r>
-        <w:rPr>
-          <w:rFonts w:asciiTheme="minorHAnsi" w:hAnsiTheme="minorHAnsi" w:cstheme="minorHAnsi"/>
-          <w:color w:val="000000" w:themeColor="text1"/>
-        </w:rPr>
-        <w:t xml:space="preserve"> trabajo demuestra la utilidad de</w:t>
-      </w:r>
-      <w:r>
-        <w:rPr>
-          <w:rFonts w:asciiTheme="minorHAnsi" w:hAnsiTheme="minorHAnsi" w:cstheme="minorHAnsi"/>
-          <w:color w:val="000000" w:themeColor="text1"/>
-        </w:rPr>
-        <w:t xml:space="preserve"> </w:t>
-      </w:r>
-      <w:r>
-        <w:rPr>
-          <w:rFonts w:asciiTheme="minorHAnsi" w:hAnsiTheme="minorHAnsi" w:cstheme="minorHAnsi"/>
-          <w:color w:val="000000" w:themeColor="text1"/>
-        </w:rPr>
-        <w:t>l</w:t>
-      </w:r>
-      <w:r>
-        <w:rPr>
-          <w:rFonts w:asciiTheme="minorHAnsi" w:hAnsiTheme="minorHAnsi" w:cstheme="minorHAnsi"/>
-          <w:color w:val="000000" w:themeColor="text1"/>
-        </w:rPr>
-        <w:t>as técnicas de</w:t>
-      </w:r>
-      <w:r>
-        <w:rPr>
-          <w:rFonts w:asciiTheme="minorHAnsi" w:hAnsiTheme="minorHAnsi" w:cstheme="minorHAnsi"/>
-          <w:color w:val="000000" w:themeColor="text1"/>
-        </w:rPr>
-        <w:t xml:space="preserve"> aprendizaje </w:t>
-      </w:r>
-      <w:r>
-        <w:rPr>
-          <w:rFonts w:asciiTheme="minorHAnsi" w:hAnsiTheme="minorHAnsi" w:cstheme="minorHAnsi"/>
-          <w:color w:val="000000" w:themeColor="text1"/>
-        </w:rPr>
-        <w:t xml:space="preserve">automático </w:t>
-      </w:r>
-      <w:r>
-        <w:rPr>
-          <w:rFonts w:asciiTheme="minorHAnsi" w:hAnsiTheme="minorHAnsi" w:cstheme="minorHAnsi"/>
-          <w:color w:val="000000" w:themeColor="text1"/>
-        </w:rPr>
-        <w:t>no supervisado para sintetizar la complejidad territorial del mercado inmobiliario español y obtener una clasificación interpretable de sus municipios.</w:t>
+        <w:t>En conjunto, este trabajo demuestra la utilidad de las técnicas de aprendizaje automático no supervisado para sintetizar la complejidad territorial del mercado inmobiliario español y obtener una clasificación interpretable de sus municipios.</w:t>
       </w:r>
     </w:p>
     <w:p>
@@ -11387,39 +11201,12 @@
     </w:p>
     <w:p>
       <w:r>
-        <w:t>El principal beneficio del proyecto es la obtención de una visión conjunta y estructurada de la diversidad del mercado inmobiliario español a escala municipal</w:t>
-      </w:r>
-      <w:r>
-        <w:t>. L</w:t>
-      </w:r>
-      <w:r>
-        <w:t>a segmentación desarrollada permite identificar municipios que comparten características demográficas, socioeconómicas, territoriales e inmobiliarias, aunque se encuentren en zonas geográficas diferentes.</w:t>
-      </w:r>
-    </w:p>
-    <w:p>
-      <w:r>
-        <w:t xml:space="preserve">Otro beneficio relevante es la creación de un conjunto de datos municipal integrado. La información necesaria se encontraba distribuida entre numerosos organismos públicos y presentaba diferencias de formato, cobertura, granularidad y periodo de referencia. Su recopilación, limpieza y homogeneización mediante el código INE genera </w:t>
-      </w:r>
-      <w:r>
-        <w:t>un conjunto de datos común</w:t>
-      </w:r>
-      <w:r>
-        <w:t xml:space="preserve"> que simplifica la consulta de </w:t>
-      </w:r>
-      <w:r>
-        <w:t>información</w:t>
-      </w:r>
-      <w:r>
-        <w:t xml:space="preserve"> de manera directa</w:t>
-      </w:r>
-      <w:r>
-        <w:t xml:space="preserve"> y permite ser reutilizado</w:t>
-      </w:r>
-      <w:r>
-        <w:t xml:space="preserve"> para futuros análisis</w:t>
-      </w:r>
-      <w:r>
-        <w:t>.</w:t>
+        <w:t>El principal beneficio del proyecto es la obtención de una visión conjunta y estructurada de la diversidad del mercado inmobiliario español a escala municipal. La segmentación desarrollada permite identificar municipios que comparten características demográficas, socioeconómicas, territoriales e inmobiliarias, aunque se encuentren en zonas geográficas diferentes.</w:t>
+      </w:r>
+    </w:p>
+    <w:p>
+      <w:r>
+        <w:t>Otro beneficio relevante es la creación de un conjunto de datos municipal integrado. La información necesaria se encontraba distribuida entre numerosos organismos públicos y presentaba diferencias de formato, cobertura, granularidad y periodo de referencia. Su recopilación, limpieza y homogeneización mediante el código INE genera un conjunto de datos común que simplifica la consulta de información de manera directa y permite ser reutilizado para futuros análisis.</w:t>
       </w:r>
     </w:p>
     <w:p>
@@ -18870,7 +18657,7 @@
         </w:rPr>
         <w:lastRenderedPageBreak/>
         <w:drawing>
-          <wp:inline distT="0" distB="0" distL="0" distR="0" wp14:anchorId="61B1E6CA" wp14:editId="4E8A6C87">
+          <wp:inline distT="0" distB="0" distL="0" distR="0" wp14:anchorId="61B1E6CA" wp14:editId="46DB22D3">
             <wp:extent cx="4752742" cy="4259248"/>
             <wp:effectExtent l="0" t="0" r="0" b="8255"/>
             <wp:docPr id="1591326820" name="Picture 6"/>
@@ -19440,7 +19227,7 @@
           <w:lang w:eastAsia="es-ES"/>
         </w:rPr>
         <w:drawing>
-          <wp:inline distT="0" distB="0" distL="0" distR="0" wp14:anchorId="7902FBE4" wp14:editId="22BFF3C9">
+          <wp:inline distT="0" distB="0" distL="0" distR="0" wp14:anchorId="7902FBE4" wp14:editId="3EE3DE7C">
             <wp:extent cx="4191000" cy="5832607"/>
             <wp:effectExtent l="0" t="0" r="0" b="0"/>
             <wp:docPr id="475695999" name="Picture 9"/>
@@ -30510,9 +30297,9 @@
           <w:szCs w:val="20"/>
         </w:rPr>
       </w:pPr>
-      <w:bookmarkStart w:id="109" w:name="_Toc37758903"/>
-      <w:bookmarkStart w:id="110" w:name="_Toc37845888"/>
-      <w:bookmarkStart w:id="111" w:name="_Toc242826682"/>
+      <w:bookmarkStart w:id="109" w:name="_Toc242826682"/>
+      <w:bookmarkStart w:id="110" w:name="_Toc37758903"/>
+      <w:bookmarkStart w:id="111" w:name="_Toc37845888"/>
       <w:r>
         <w:rPr>
           <w:sz w:val="20"/>
@@ -30563,7 +30350,7 @@
         </w:rPr>
         <w:t>. Presupuesto</w:t>
       </w:r>
-      <w:bookmarkEnd w:id="111"/>
+      <w:bookmarkEnd w:id="109"/>
     </w:p>
     <w:p>
       <w:pPr>
@@ -30574,8 +30361,8 @@
         <w:lastRenderedPageBreak/>
         <w:t>Viabilidad</w:t>
       </w:r>
-      <w:bookmarkEnd w:id="109"/>
       <w:bookmarkEnd w:id="110"/>
+      <w:bookmarkEnd w:id="111"/>
       <w:bookmarkEnd w:id="112"/>
     </w:p>
     <w:p>
@@ -46053,16 +45840,7 @@
           <w:bCs/>
           <w:color w:val="000000" w:themeColor="text1"/>
         </w:rPr>
-        <w:t xml:space="preserve">INSTITUTO NACIONAL DE ESTADÍSTICA. </w:t>
-      </w:r>
-      <w:r>
-        <w:rPr>
-          <w:rFonts w:asciiTheme="minorHAnsi" w:hAnsiTheme="minorHAnsi" w:cstheme="minorHAnsi"/>
-          <w:b/>
-          <w:bCs/>
-          <w:color w:val="000000" w:themeColor="text1"/>
-        </w:rPr>
-        <w:t>s.</w:t>
+        <w:t>INSTITUTO NACIONAL DE ESTADÍSTICA. s.</w:t>
       </w:r>
       <w:r>
         <w:rPr>
@@ -46171,16 +45949,7 @@
           <w:bCs/>
           <w:color w:val="000000" w:themeColor="text1"/>
         </w:rPr>
-        <w:t xml:space="preserve">INSTITUTO NACIONAL DE ESTADÍSTICA. </w:t>
-      </w:r>
-      <w:r>
-        <w:rPr>
-          <w:rFonts w:asciiTheme="minorHAnsi" w:hAnsiTheme="minorHAnsi" w:cstheme="minorHAnsi"/>
-          <w:b/>
-          <w:bCs/>
-          <w:color w:val="000000" w:themeColor="text1"/>
-        </w:rPr>
-        <w:t>s.</w:t>
+        <w:t>INSTITUTO NACIONAL DE ESTADÍSTICA. s.</w:t>
       </w:r>
       <w:r>
         <w:rPr>
@@ -46289,16 +46058,7 @@
           <w:bCs/>
           <w:color w:val="000000" w:themeColor="text1"/>
         </w:rPr>
-        <w:t xml:space="preserve">INSTITUTO NACIONAL DE ESTADÍSTICA. </w:t>
-      </w:r>
-      <w:r>
-        <w:rPr>
-          <w:rFonts w:asciiTheme="minorHAnsi" w:hAnsiTheme="minorHAnsi" w:cstheme="minorHAnsi"/>
-          <w:b/>
-          <w:bCs/>
-          <w:color w:val="000000" w:themeColor="text1"/>
-        </w:rPr>
-        <w:t>s.</w:t>
+        <w:t>INSTITUTO NACIONAL DE ESTADÍSTICA. s.</w:t>
       </w:r>
       <w:r>
         <w:rPr>
@@ -46408,7 +46168,7 @@
           <w:color w:val="000000" w:themeColor="text1"/>
         </w:rPr>
         <w:lastRenderedPageBreak/>
-        <w:t xml:space="preserve">INSTITUTO NACIONAL DE ESTADÍSTICA. </w:t>
+        <w:t>INSTITUTO NACIONAL DE ESTADÍSTICA. s.</w:t>
       </w:r>
       <w:r>
         <w:rPr>
@@ -46417,7 +46177,7 @@
           <w:bCs/>
           <w:color w:val="000000" w:themeColor="text1"/>
         </w:rPr>
-        <w:t>s.</w:t>
+        <w:t xml:space="preserve"> </w:t>
       </w:r>
       <w:r>
         <w:rPr>
@@ -46426,25 +46186,7 @@
           <w:bCs/>
           <w:color w:val="000000" w:themeColor="text1"/>
         </w:rPr>
-        <w:t xml:space="preserve"> </w:t>
-      </w:r>
-      <w:r>
-        <w:rPr>
-          <w:rFonts w:asciiTheme="minorHAnsi" w:hAnsiTheme="minorHAnsi" w:cstheme="minorHAnsi"/>
-          <w:b/>
-          <w:bCs/>
-          <w:color w:val="000000" w:themeColor="text1"/>
-        </w:rPr>
-        <w:t>f</w:t>
-      </w:r>
-      <w:r>
-        <w:rPr>
-          <w:rFonts w:asciiTheme="minorHAnsi" w:hAnsiTheme="minorHAnsi" w:cstheme="minorHAnsi"/>
-          <w:b/>
-          <w:bCs/>
-          <w:color w:val="000000" w:themeColor="text1"/>
-        </w:rPr>
-        <w:t>.</w:t>
+        <w:t>f.</w:t>
       </w:r>
       <w:r>
         <w:rPr>
@@ -46709,16 +46451,7 @@
           <w:bCs/>
           <w:color w:val="000000" w:themeColor="text1"/>
         </w:rPr>
-        <w:t xml:space="preserve">INSTITUTO NACIONAL DE ESTADÍSTICA. </w:t>
-      </w:r>
-      <w:r>
-        <w:rPr>
-          <w:rFonts w:asciiTheme="minorHAnsi" w:hAnsiTheme="minorHAnsi" w:cstheme="minorHAnsi"/>
-          <w:b/>
-          <w:bCs/>
-          <w:color w:val="000000" w:themeColor="text1"/>
-        </w:rPr>
-        <w:t>s.</w:t>
+        <w:t>INSTITUTO NACIONAL DE ESTADÍSTICA. s.</w:t>
       </w:r>
       <w:r>
         <w:rPr>
@@ -46988,7 +46721,7 @@
           <w:bCs/>
           <w:color w:val="000000" w:themeColor="text1"/>
         </w:rPr>
-        <w:t xml:space="preserve">MINISTERIO DEL INTERIOR. </w:t>
+        <w:t>MINISTERIO DEL INTERIOR. s.</w:t>
       </w:r>
       <w:r>
         <w:rPr>
@@ -46997,7 +46730,7 @@
           <w:bCs/>
           <w:color w:val="000000" w:themeColor="text1"/>
         </w:rPr>
-        <w:t>s.</w:t>
+        <w:t xml:space="preserve"> </w:t>
       </w:r>
       <w:r>
         <w:rPr>
@@ -47006,8 +46739,86 @@
           <w:bCs/>
           <w:color w:val="000000" w:themeColor="text1"/>
         </w:rPr>
+        <w:t>f.</w:t>
+      </w:r>
+      <w:r>
+        <w:rPr>
+          <w:rFonts w:asciiTheme="minorHAnsi" w:hAnsiTheme="minorHAnsi" w:cstheme="minorHAnsi"/>
+          <w:color w:val="000000" w:themeColor="text1"/>
+        </w:rPr>
         <w:t xml:space="preserve"> </w:t>
       </w:r>
+      <w:r>
+        <w:rPr>
+          <w:rFonts w:asciiTheme="minorHAnsi" w:hAnsiTheme="minorHAnsi" w:cstheme="minorHAnsi"/>
+          <w:i/>
+          <w:iCs/>
+          <w:color w:val="000000" w:themeColor="text1"/>
+        </w:rPr>
+        <w:t>Balance trimestral de criminalidad por municipio. Portal Estadístico de Criminalidad, Secretaría de Estado de Seguridad.</w:t>
+      </w:r>
+      <w:r>
+        <w:rPr>
+          <w:rFonts w:asciiTheme="minorHAnsi" w:hAnsiTheme="minorHAnsi" w:cstheme="minorHAnsi"/>
+          <w:color w:val="000000" w:themeColor="text1"/>
+        </w:rPr>
+        <w:t xml:space="preserve"> [En línea] [Citado el: </w:t>
+      </w:r>
+      <w:r>
+        <w:rPr>
+          <w:rFonts w:asciiTheme="minorHAnsi" w:hAnsiTheme="minorHAnsi" w:cstheme="minorHAnsi"/>
+          <w:color w:val="000000" w:themeColor="text1"/>
+        </w:rPr>
+        <w:t>29</w:t>
+      </w:r>
+      <w:r>
+        <w:rPr>
+          <w:rFonts w:asciiTheme="minorHAnsi" w:hAnsiTheme="minorHAnsi" w:cstheme="minorHAnsi"/>
+          <w:color w:val="000000" w:themeColor="text1"/>
+        </w:rPr>
+        <w:t xml:space="preserve"> de </w:t>
+      </w:r>
+      <w:r>
+        <w:rPr>
+          <w:rFonts w:asciiTheme="minorHAnsi" w:hAnsiTheme="minorHAnsi" w:cstheme="minorHAnsi"/>
+          <w:color w:val="000000" w:themeColor="text1"/>
+        </w:rPr>
+        <w:t>junio</w:t>
+      </w:r>
+      <w:r>
+        <w:rPr>
+          <w:rFonts w:asciiTheme="minorHAnsi" w:hAnsiTheme="minorHAnsi" w:cstheme="minorHAnsi"/>
+          <w:color w:val="000000" w:themeColor="text1"/>
+        </w:rPr>
+        <w:t xml:space="preserve"> de 2026.] </w:t>
+      </w:r>
+      <w:hyperlink r:id="rId52" w:history="1">
+        <w:r>
+          <w:rPr>
+            <w:rStyle w:val="Hyperlink"/>
+            <w:rFonts w:asciiTheme="minorHAnsi" w:hAnsiTheme="minorHAnsi" w:cstheme="minorHAnsi"/>
+          </w:rPr>
+          <w:t>https://estadisticasdecriminalidad.ses.mir.es/sec/jaxiPx/files/_px/es/csv_bdsc/DatosBalanceAnt/l0/1509012.csv</w:t>
+        </w:r>
+      </w:hyperlink>
+      <w:r>
+        <w:rPr>
+          <w:rFonts w:asciiTheme="minorHAnsi" w:hAnsiTheme="minorHAnsi" w:cstheme="minorHAnsi"/>
+          <w:color w:val="000000" w:themeColor="text1"/>
+        </w:rPr>
+        <w:t>.</w:t>
+      </w:r>
+    </w:p>
+    <w:p>
+      <w:pPr>
+        <w:pStyle w:val="NoSpacing"/>
+        <w:spacing w:after="120" w:line="264" w:lineRule="auto"/>
+        <w:jc w:val="both"/>
+        <w:rPr>
+          <w:rFonts w:asciiTheme="minorHAnsi" w:hAnsiTheme="minorHAnsi" w:cstheme="minorHAnsi"/>
+          <w:color w:val="000000" w:themeColor="text1"/>
+        </w:rPr>
+      </w:pPr>
       <w:r>
         <w:rPr>
           <w:rFonts w:asciiTheme="minorHAnsi" w:hAnsiTheme="minorHAnsi" w:cstheme="minorHAnsi"/>
@@ -47015,7 +46826,7 @@
           <w:bCs/>
           <w:color w:val="000000" w:themeColor="text1"/>
         </w:rPr>
-        <w:t>f</w:t>
+        <w:t>MINISTERIO DEL INTERIOR. s.</w:t>
       </w:r>
       <w:r>
         <w:rPr>
@@ -47024,7 +46835,16 @@
           <w:bCs/>
           <w:color w:val="000000" w:themeColor="text1"/>
         </w:rPr>
-        <w:t>.</w:t>
+        <w:t xml:space="preserve"> </w:t>
+      </w:r>
+      <w:r>
+        <w:rPr>
+          <w:rFonts w:asciiTheme="minorHAnsi" w:hAnsiTheme="minorHAnsi" w:cstheme="minorHAnsi"/>
+          <w:b/>
+          <w:bCs/>
+          <w:color w:val="000000" w:themeColor="text1"/>
+        </w:rPr>
+        <w:t>f.</w:t>
       </w:r>
       <w:r>
         <w:rPr>
@@ -47040,7 +46860,7 @@
           <w:iCs/>
           <w:color w:val="000000" w:themeColor="text1"/>
         </w:rPr>
-        <w:t>Balance trimestral de criminalidad por municipio. Portal Estadístico de Criminalidad, Secretaría de Estado de Seguridad.</w:t>
+        <w:t>Hechos conocidos relacionados con la ocupación de inmuebles. Portal Estadístico de Criminalidad, Secretaría de Estado de Seguridad.</w:t>
       </w:r>
       <w:r>
         <w:rPr>
@@ -47054,36 +46874,22 @@
           <w:rFonts w:asciiTheme="minorHAnsi" w:hAnsiTheme="minorHAnsi" w:cstheme="minorHAnsi"/>
           <w:color w:val="000000" w:themeColor="text1"/>
         </w:rPr>
-        <w:t>29</w:t>
+        <w:t>29 de junio</w:t>
       </w:r>
       <w:r>
         <w:rPr>
           <w:rFonts w:asciiTheme="minorHAnsi" w:hAnsiTheme="minorHAnsi" w:cstheme="minorHAnsi"/>
           <w:color w:val="000000" w:themeColor="text1"/>
         </w:rPr>
-        <w:t xml:space="preserve"> de </w:t>
-      </w:r>
-      <w:r>
-        <w:rPr>
-          <w:rFonts w:asciiTheme="minorHAnsi" w:hAnsiTheme="minorHAnsi" w:cstheme="minorHAnsi"/>
-          <w:color w:val="000000" w:themeColor="text1"/>
-        </w:rPr>
-        <w:t>junio</w:t>
-      </w:r>
-      <w:r>
-        <w:rPr>
-          <w:rFonts w:asciiTheme="minorHAnsi" w:hAnsiTheme="minorHAnsi" w:cstheme="minorHAnsi"/>
-          <w:color w:val="000000" w:themeColor="text1"/>
-        </w:rPr>
         <w:t xml:space="preserve"> de 2026.] </w:t>
       </w:r>
-      <w:hyperlink r:id="rId52" w:history="1">
+      <w:hyperlink r:id="rId53" w:history="1">
         <w:r>
           <w:rPr>
             <w:rStyle w:val="Hyperlink"/>
             <w:rFonts w:asciiTheme="minorHAnsi" w:hAnsiTheme="minorHAnsi" w:cstheme="minorHAnsi"/>
           </w:rPr>
-          <w:t>https://estadisticasdecriminalidad.ses.mir.es/sec/jaxiPx/files/_px/es/csv_bdsc/DatosBalanceAnt/l0/1509012.csv</w:t>
+          <w:t>https://estadisticasdecriminalidad.ses.mir.es/sec/jaxiPx/files/_px/es/csv_bdsc/Datos11/l0/11001.csv</w:t>
         </w:r>
       </w:hyperlink>
       <w:r>
@@ -47111,7 +46917,7 @@
           <w:bCs/>
           <w:color w:val="000000" w:themeColor="text1"/>
         </w:rPr>
-        <w:t xml:space="preserve">MINISTERIO DEL INTERIOR. </w:t>
+        <w:t>MINISTERIO DE VIVIENDA Y AGENDA URBANA. s.</w:t>
       </w:r>
       <w:r>
         <w:rPr>
@@ -47120,7 +46926,7 @@
           <w:bCs/>
           <w:color w:val="000000" w:themeColor="text1"/>
         </w:rPr>
-        <w:t>s.</w:t>
+        <w:t xml:space="preserve"> </w:t>
       </w:r>
       <w:r>
         <w:rPr>
@@ -47129,8 +46935,86 @@
           <w:bCs/>
           <w:color w:val="000000" w:themeColor="text1"/>
         </w:rPr>
+        <w:t>f.</w:t>
+      </w:r>
+      <w:r>
+        <w:rPr>
+          <w:rFonts w:asciiTheme="minorHAnsi" w:hAnsiTheme="minorHAnsi" w:cstheme="minorHAnsi"/>
+          <w:color w:val="000000" w:themeColor="text1"/>
+        </w:rPr>
         <w:t xml:space="preserve"> </w:t>
       </w:r>
+      <w:r>
+        <w:rPr>
+          <w:rFonts w:asciiTheme="minorHAnsi" w:hAnsiTheme="minorHAnsi" w:cstheme="minorHAnsi"/>
+          <w:i/>
+          <w:iCs/>
+          <w:color w:val="000000" w:themeColor="text1"/>
+        </w:rPr>
+        <w:t>Atlas del alquiler: datos municipales de alquiler de vivienda. Fichero VDP001_01. Ministerio de Vivienda y Agenda Urbana.</w:t>
+      </w:r>
+      <w:r>
+        <w:rPr>
+          <w:rFonts w:asciiTheme="minorHAnsi" w:hAnsiTheme="minorHAnsi" w:cstheme="minorHAnsi"/>
+          <w:color w:val="000000" w:themeColor="text1"/>
+        </w:rPr>
+        <w:t xml:space="preserve"> [En línea] [Citado el: </w:t>
+      </w:r>
+      <w:r>
+        <w:rPr>
+          <w:rFonts w:asciiTheme="minorHAnsi" w:hAnsiTheme="minorHAnsi" w:cstheme="minorHAnsi"/>
+          <w:color w:val="000000" w:themeColor="text1"/>
+        </w:rPr>
+        <w:t>17</w:t>
+      </w:r>
+      <w:r>
+        <w:rPr>
+          <w:rFonts w:asciiTheme="minorHAnsi" w:hAnsiTheme="minorHAnsi" w:cstheme="minorHAnsi"/>
+          <w:color w:val="000000" w:themeColor="text1"/>
+        </w:rPr>
+        <w:t xml:space="preserve"> de </w:t>
+      </w:r>
+      <w:r>
+        <w:rPr>
+          <w:rFonts w:asciiTheme="minorHAnsi" w:hAnsiTheme="minorHAnsi" w:cstheme="minorHAnsi"/>
+          <w:color w:val="000000" w:themeColor="text1"/>
+        </w:rPr>
+        <w:t xml:space="preserve">mayo </w:t>
+      </w:r>
+      <w:r>
+        <w:rPr>
+          <w:rFonts w:asciiTheme="minorHAnsi" w:hAnsiTheme="minorHAnsi" w:cstheme="minorHAnsi"/>
+          <w:color w:val="000000" w:themeColor="text1"/>
+        </w:rPr>
+        <w:t xml:space="preserve">de 2026.] </w:t>
+      </w:r>
+      <w:hyperlink r:id="rId54" w:history="1">
+        <w:r>
+          <w:rPr>
+            <w:rStyle w:val="Hyperlink"/>
+            <w:rFonts w:asciiTheme="minorHAnsi" w:hAnsiTheme="minorHAnsi" w:cstheme="minorHAnsi"/>
+          </w:rPr>
+          <w:t>https://cdn.mivau.gob.es/portal-web-mivau/Datos_MIVAU/CSV/VDP001_01.csv</w:t>
+        </w:r>
+      </w:hyperlink>
+      <w:r>
+        <w:rPr>
+          <w:rFonts w:asciiTheme="minorHAnsi" w:hAnsiTheme="minorHAnsi" w:cstheme="minorHAnsi"/>
+          <w:color w:val="000000" w:themeColor="text1"/>
+        </w:rPr>
+        <w:t>.</w:t>
+      </w:r>
+    </w:p>
+    <w:p>
+      <w:pPr>
+        <w:pStyle w:val="NoSpacing"/>
+        <w:spacing w:after="120" w:line="264" w:lineRule="auto"/>
+        <w:jc w:val="both"/>
+        <w:rPr>
+          <w:rFonts w:asciiTheme="minorHAnsi" w:hAnsiTheme="minorHAnsi" w:cstheme="minorHAnsi"/>
+          <w:color w:val="000000" w:themeColor="text1"/>
+        </w:rPr>
+      </w:pPr>
       <w:r>
         <w:rPr>
           <w:rFonts w:asciiTheme="minorHAnsi" w:hAnsiTheme="minorHAnsi" w:cstheme="minorHAnsi"/>
@@ -47138,7 +47022,7 @@
           <w:bCs/>
           <w:color w:val="000000" w:themeColor="text1"/>
         </w:rPr>
-        <w:t>f</w:t>
+        <w:t>MINISTERIO DE VIVIENDA Y AGENDA URBANA. s.</w:t>
       </w:r>
       <w:r>
         <w:rPr>
@@ -47147,7 +47031,16 @@
           <w:bCs/>
           <w:color w:val="000000" w:themeColor="text1"/>
         </w:rPr>
-        <w:t>.</w:t>
+        <w:t xml:space="preserve"> </w:t>
+      </w:r>
+      <w:r>
+        <w:rPr>
+          <w:rFonts w:asciiTheme="minorHAnsi" w:hAnsiTheme="minorHAnsi" w:cstheme="minorHAnsi"/>
+          <w:b/>
+          <w:bCs/>
+          <w:color w:val="000000" w:themeColor="text1"/>
+        </w:rPr>
+        <w:t>f.</w:t>
       </w:r>
       <w:r>
         <w:rPr>
@@ -47163,7 +47056,7 @@
           <w:iCs/>
           <w:color w:val="000000" w:themeColor="text1"/>
         </w:rPr>
-        <w:t>Hechos conocidos relacionados con la ocupación de inmuebles. Portal Estadístico de Criminalidad, Secretaría de Estado de Seguridad.</w:t>
+        <w:t>Transacciones inmobiliarias de vivienda por municipio. Ministerio de Vivienda y Agenda Urbana.</w:t>
       </w:r>
       <w:r>
         <w:rPr>
@@ -47177,22 +47070,36 @@
           <w:rFonts w:asciiTheme="minorHAnsi" w:hAnsiTheme="minorHAnsi" w:cstheme="minorHAnsi"/>
           <w:color w:val="000000" w:themeColor="text1"/>
         </w:rPr>
-        <w:t>29 de junio</w:t>
+        <w:t>31</w:t>
       </w:r>
       <w:r>
         <w:rPr>
           <w:rFonts w:asciiTheme="minorHAnsi" w:hAnsiTheme="minorHAnsi" w:cstheme="minorHAnsi"/>
           <w:color w:val="000000" w:themeColor="text1"/>
         </w:rPr>
-        <w:t xml:space="preserve"> de 2026.] </w:t>
-      </w:r>
-      <w:hyperlink r:id="rId53" w:history="1">
+        <w:t xml:space="preserve"> de </w:t>
+      </w:r>
+      <w:r>
+        <w:rPr>
+          <w:rFonts w:asciiTheme="minorHAnsi" w:hAnsiTheme="minorHAnsi" w:cstheme="minorHAnsi"/>
+          <w:color w:val="000000" w:themeColor="text1"/>
+        </w:rPr>
+        <w:t xml:space="preserve">mayo </w:t>
+      </w:r>
+      <w:r>
+        <w:rPr>
+          <w:rFonts w:asciiTheme="minorHAnsi" w:hAnsiTheme="minorHAnsi" w:cstheme="minorHAnsi"/>
+          <w:color w:val="000000" w:themeColor="text1"/>
+        </w:rPr>
+        <w:t xml:space="preserve">de 2026.] </w:t>
+      </w:r>
+      <w:hyperlink r:id="rId55" w:history="1">
         <w:r>
           <w:rPr>
             <w:rStyle w:val="Hyperlink"/>
             <w:rFonts w:asciiTheme="minorHAnsi" w:hAnsiTheme="minorHAnsi" w:cstheme="minorHAnsi"/>
           </w:rPr>
-          <w:t>https://estadisticasdecriminalidad.ses.mir.es/sec/jaxiPx/files/_px/es/csv_bdsc/Datos11/l0/11001.csv</w:t>
+          <w:t>https://apps.fomento.gob.es/BoletinOnline2/sedal/34010210.XLS</w:t>
         </w:r>
       </w:hyperlink>
       <w:r>
@@ -47220,7 +47127,7 @@
           <w:bCs/>
           <w:color w:val="000000" w:themeColor="text1"/>
         </w:rPr>
-        <w:t xml:space="preserve">MINISTERIO DE VIVIENDA Y AGENDA URBANA. </w:t>
+        <w:t>MINISTERIO DE VIVIENDA Y AGENDA URBANA. s.</w:t>
       </w:r>
       <w:r>
         <w:rPr>
@@ -47229,7 +47136,7 @@
           <w:bCs/>
           <w:color w:val="000000" w:themeColor="text1"/>
         </w:rPr>
-        <w:t>s.</w:t>
+        <w:t xml:space="preserve"> </w:t>
       </w:r>
       <w:r>
         <w:rPr>
@@ -47238,8 +47145,86 @@
           <w:bCs/>
           <w:color w:val="000000" w:themeColor="text1"/>
         </w:rPr>
+        <w:t>f.</w:t>
+      </w:r>
+      <w:r>
+        <w:rPr>
+          <w:rFonts w:asciiTheme="minorHAnsi" w:hAnsiTheme="minorHAnsi" w:cstheme="minorHAnsi"/>
+          <w:color w:val="000000" w:themeColor="text1"/>
+        </w:rPr>
         <w:t xml:space="preserve"> </w:t>
       </w:r>
+      <w:r>
+        <w:rPr>
+          <w:rFonts w:asciiTheme="minorHAnsi" w:hAnsiTheme="minorHAnsi" w:cstheme="minorHAnsi"/>
+          <w:i/>
+          <w:iCs/>
+          <w:color w:val="000000" w:themeColor="text1"/>
+        </w:rPr>
+        <w:t>Transacciones inmobiliarias de vivienda nueva por municipio. Ministerio de Vivienda y Agenda Urbana.</w:t>
+      </w:r>
+      <w:r>
+        <w:rPr>
+          <w:rFonts w:asciiTheme="minorHAnsi" w:hAnsiTheme="minorHAnsi" w:cstheme="minorHAnsi"/>
+          <w:color w:val="000000" w:themeColor="text1"/>
+        </w:rPr>
+        <w:t xml:space="preserve"> [En línea] [Citado el: </w:t>
+      </w:r>
+      <w:r>
+        <w:rPr>
+          <w:rFonts w:asciiTheme="minorHAnsi" w:hAnsiTheme="minorHAnsi" w:cstheme="minorHAnsi"/>
+          <w:color w:val="000000" w:themeColor="text1"/>
+        </w:rPr>
+        <w:t>31</w:t>
+      </w:r>
+      <w:r>
+        <w:rPr>
+          <w:rFonts w:asciiTheme="minorHAnsi" w:hAnsiTheme="minorHAnsi" w:cstheme="minorHAnsi"/>
+          <w:color w:val="000000" w:themeColor="text1"/>
+        </w:rPr>
+        <w:t xml:space="preserve"> de </w:t>
+      </w:r>
+      <w:r>
+        <w:rPr>
+          <w:rFonts w:asciiTheme="minorHAnsi" w:hAnsiTheme="minorHAnsi" w:cstheme="minorHAnsi"/>
+          <w:color w:val="000000" w:themeColor="text1"/>
+        </w:rPr>
+        <w:t xml:space="preserve">mayo </w:t>
+      </w:r>
+      <w:r>
+        <w:rPr>
+          <w:rFonts w:asciiTheme="minorHAnsi" w:hAnsiTheme="minorHAnsi" w:cstheme="minorHAnsi"/>
+          <w:color w:val="000000" w:themeColor="text1"/>
+        </w:rPr>
+        <w:t xml:space="preserve">de 2026.] </w:t>
+      </w:r>
+      <w:hyperlink r:id="rId56" w:history="1">
+        <w:r>
+          <w:rPr>
+            <w:rStyle w:val="Hyperlink"/>
+            <w:rFonts w:asciiTheme="minorHAnsi" w:hAnsiTheme="minorHAnsi" w:cstheme="minorHAnsi"/>
+          </w:rPr>
+          <w:t>https://apps.fomento.gob.es/BoletinOnline2/sedal/34010240.XLS</w:t>
+        </w:r>
+      </w:hyperlink>
+      <w:r>
+        <w:rPr>
+          <w:rFonts w:asciiTheme="minorHAnsi" w:hAnsiTheme="minorHAnsi" w:cstheme="minorHAnsi"/>
+          <w:color w:val="000000" w:themeColor="text1"/>
+        </w:rPr>
+        <w:t>.</w:t>
+      </w:r>
+    </w:p>
+    <w:p>
+      <w:pPr>
+        <w:pStyle w:val="NoSpacing"/>
+        <w:spacing w:after="120" w:line="264" w:lineRule="auto"/>
+        <w:jc w:val="both"/>
+        <w:rPr>
+          <w:rFonts w:asciiTheme="minorHAnsi" w:hAnsiTheme="minorHAnsi" w:cstheme="minorHAnsi"/>
+          <w:color w:val="000000" w:themeColor="text1"/>
+        </w:rPr>
+      </w:pPr>
       <w:r>
         <w:rPr>
           <w:rFonts w:asciiTheme="minorHAnsi" w:hAnsiTheme="minorHAnsi" w:cstheme="minorHAnsi"/>
@@ -47247,7 +47232,8 @@
           <w:bCs/>
           <w:color w:val="000000" w:themeColor="text1"/>
         </w:rPr>
-        <w:t>f</w:t>
+        <w:lastRenderedPageBreak/>
+        <w:t>MINISTERIO DE VIVIENDA Y AGENDA URBANA. s.</w:t>
       </w:r>
       <w:r>
         <w:rPr>
@@ -47256,86 +47242,8 @@
           <w:bCs/>
           <w:color w:val="000000" w:themeColor="text1"/>
         </w:rPr>
-        <w:t>.</w:t>
-      </w:r>
-      <w:r>
-        <w:rPr>
-          <w:rFonts w:asciiTheme="minorHAnsi" w:hAnsiTheme="minorHAnsi" w:cstheme="minorHAnsi"/>
-          <w:color w:val="000000" w:themeColor="text1"/>
-        </w:rPr>
         <w:t xml:space="preserve"> </w:t>
       </w:r>
-      <w:r>
-        <w:rPr>
-          <w:rFonts w:asciiTheme="minorHAnsi" w:hAnsiTheme="minorHAnsi" w:cstheme="minorHAnsi"/>
-          <w:i/>
-          <w:iCs/>
-          <w:color w:val="000000" w:themeColor="text1"/>
-        </w:rPr>
-        <w:t>Atlas del alquiler: datos municipales de alquiler de vivienda. Fichero VDP001_01. Ministerio de Vivienda y Agenda Urbana.</w:t>
-      </w:r>
-      <w:r>
-        <w:rPr>
-          <w:rFonts w:asciiTheme="minorHAnsi" w:hAnsiTheme="minorHAnsi" w:cstheme="minorHAnsi"/>
-          <w:color w:val="000000" w:themeColor="text1"/>
-        </w:rPr>
-        <w:t xml:space="preserve"> [En línea] [Citado el: </w:t>
-      </w:r>
-      <w:r>
-        <w:rPr>
-          <w:rFonts w:asciiTheme="minorHAnsi" w:hAnsiTheme="minorHAnsi" w:cstheme="minorHAnsi"/>
-          <w:color w:val="000000" w:themeColor="text1"/>
-        </w:rPr>
-        <w:t>17</w:t>
-      </w:r>
-      <w:r>
-        <w:rPr>
-          <w:rFonts w:asciiTheme="minorHAnsi" w:hAnsiTheme="minorHAnsi" w:cstheme="minorHAnsi"/>
-          <w:color w:val="000000" w:themeColor="text1"/>
-        </w:rPr>
-        <w:t xml:space="preserve"> de </w:t>
-      </w:r>
-      <w:r>
-        <w:rPr>
-          <w:rFonts w:asciiTheme="minorHAnsi" w:hAnsiTheme="minorHAnsi" w:cstheme="minorHAnsi"/>
-          <w:color w:val="000000" w:themeColor="text1"/>
-        </w:rPr>
-        <w:t xml:space="preserve">mayo </w:t>
-      </w:r>
-      <w:r>
-        <w:rPr>
-          <w:rFonts w:asciiTheme="minorHAnsi" w:hAnsiTheme="minorHAnsi" w:cstheme="minorHAnsi"/>
-          <w:color w:val="000000" w:themeColor="text1"/>
-        </w:rPr>
-        <w:t xml:space="preserve">de 2026.] </w:t>
-      </w:r>
-      <w:hyperlink r:id="rId54" w:history="1">
-        <w:r>
-          <w:rPr>
-            <w:rStyle w:val="Hyperlink"/>
-            <w:rFonts w:asciiTheme="minorHAnsi" w:hAnsiTheme="minorHAnsi" w:cstheme="minorHAnsi"/>
-          </w:rPr>
-          <w:t>https://cdn.mivau.gob.es/portal-web-mivau/Datos_MIVAU/CSV/VDP001_01.csv</w:t>
-        </w:r>
-      </w:hyperlink>
-      <w:r>
-        <w:rPr>
-          <w:rFonts w:asciiTheme="minorHAnsi" w:hAnsiTheme="minorHAnsi" w:cstheme="minorHAnsi"/>
-          <w:color w:val="000000" w:themeColor="text1"/>
-        </w:rPr>
-        <w:t>.</w:t>
-      </w:r>
-    </w:p>
-    <w:p>
-      <w:pPr>
-        <w:pStyle w:val="NoSpacing"/>
-        <w:spacing w:after="120" w:line="264" w:lineRule="auto"/>
-        <w:jc w:val="both"/>
-        <w:rPr>
-          <w:rFonts w:asciiTheme="minorHAnsi" w:hAnsiTheme="minorHAnsi" w:cstheme="minorHAnsi"/>
-          <w:color w:val="000000" w:themeColor="text1"/>
-        </w:rPr>
-      </w:pPr>
       <w:r>
         <w:rPr>
           <w:rFonts w:asciiTheme="minorHAnsi" w:hAnsiTheme="minorHAnsi" w:cstheme="minorHAnsi"/>
@@ -47343,290 +47251,7 @@
           <w:bCs/>
           <w:color w:val="000000" w:themeColor="text1"/>
         </w:rPr>
-        <w:t xml:space="preserve">MINISTERIO DE VIVIENDA Y AGENDA URBANA. </w:t>
-      </w:r>
-      <w:r>
-        <w:rPr>
-          <w:rFonts w:asciiTheme="minorHAnsi" w:hAnsiTheme="minorHAnsi" w:cstheme="minorHAnsi"/>
-          <w:b/>
-          <w:bCs/>
-          <w:color w:val="000000" w:themeColor="text1"/>
-        </w:rPr>
-        <w:t>s.</w:t>
-      </w:r>
-      <w:r>
-        <w:rPr>
-          <w:rFonts w:asciiTheme="minorHAnsi" w:hAnsiTheme="minorHAnsi" w:cstheme="minorHAnsi"/>
-          <w:b/>
-          <w:bCs/>
-          <w:color w:val="000000" w:themeColor="text1"/>
-        </w:rPr>
-        <w:t xml:space="preserve"> </w:t>
-      </w:r>
-      <w:r>
-        <w:rPr>
-          <w:rFonts w:asciiTheme="minorHAnsi" w:hAnsiTheme="minorHAnsi" w:cstheme="minorHAnsi"/>
-          <w:b/>
-          <w:bCs/>
-          <w:color w:val="000000" w:themeColor="text1"/>
-        </w:rPr>
-        <w:t>f</w:t>
-      </w:r>
-      <w:r>
-        <w:rPr>
-          <w:rFonts w:asciiTheme="minorHAnsi" w:hAnsiTheme="minorHAnsi" w:cstheme="minorHAnsi"/>
-          <w:b/>
-          <w:bCs/>
-          <w:color w:val="000000" w:themeColor="text1"/>
-        </w:rPr>
-        <w:t>.</w:t>
-      </w:r>
-      <w:r>
-        <w:rPr>
-          <w:rFonts w:asciiTheme="minorHAnsi" w:hAnsiTheme="minorHAnsi" w:cstheme="minorHAnsi"/>
-          <w:color w:val="000000" w:themeColor="text1"/>
-        </w:rPr>
-        <w:t xml:space="preserve"> </w:t>
-      </w:r>
-      <w:r>
-        <w:rPr>
-          <w:rFonts w:asciiTheme="minorHAnsi" w:hAnsiTheme="minorHAnsi" w:cstheme="minorHAnsi"/>
-          <w:i/>
-          <w:iCs/>
-          <w:color w:val="000000" w:themeColor="text1"/>
-        </w:rPr>
-        <w:t>Transacciones inmobiliarias de vivienda por municipio. Ministerio de Vivienda y Agenda Urbana.</w:t>
-      </w:r>
-      <w:r>
-        <w:rPr>
-          <w:rFonts w:asciiTheme="minorHAnsi" w:hAnsiTheme="minorHAnsi" w:cstheme="minorHAnsi"/>
-          <w:color w:val="000000" w:themeColor="text1"/>
-        </w:rPr>
-        <w:t xml:space="preserve"> [En línea] [Citado el: </w:t>
-      </w:r>
-      <w:r>
-        <w:rPr>
-          <w:rFonts w:asciiTheme="minorHAnsi" w:hAnsiTheme="minorHAnsi" w:cstheme="minorHAnsi"/>
-          <w:color w:val="000000" w:themeColor="text1"/>
-        </w:rPr>
-        <w:t>31</w:t>
-      </w:r>
-      <w:r>
-        <w:rPr>
-          <w:rFonts w:asciiTheme="minorHAnsi" w:hAnsiTheme="minorHAnsi" w:cstheme="minorHAnsi"/>
-          <w:color w:val="000000" w:themeColor="text1"/>
-        </w:rPr>
-        <w:t xml:space="preserve"> de </w:t>
-      </w:r>
-      <w:r>
-        <w:rPr>
-          <w:rFonts w:asciiTheme="minorHAnsi" w:hAnsiTheme="minorHAnsi" w:cstheme="minorHAnsi"/>
-          <w:color w:val="000000" w:themeColor="text1"/>
-        </w:rPr>
-        <w:t xml:space="preserve">mayo </w:t>
-      </w:r>
-      <w:r>
-        <w:rPr>
-          <w:rFonts w:asciiTheme="minorHAnsi" w:hAnsiTheme="minorHAnsi" w:cstheme="minorHAnsi"/>
-          <w:color w:val="000000" w:themeColor="text1"/>
-        </w:rPr>
-        <w:t xml:space="preserve">de 2026.] </w:t>
-      </w:r>
-      <w:hyperlink r:id="rId55" w:history="1">
-        <w:r>
-          <w:rPr>
-            <w:rStyle w:val="Hyperlink"/>
-            <w:rFonts w:asciiTheme="minorHAnsi" w:hAnsiTheme="minorHAnsi" w:cstheme="minorHAnsi"/>
-          </w:rPr>
-          <w:t>https://apps.fomento.gob.es/BoletinOnline2/sedal/34010210.XLS</w:t>
-        </w:r>
-      </w:hyperlink>
-      <w:r>
-        <w:rPr>
-          <w:rFonts w:asciiTheme="minorHAnsi" w:hAnsiTheme="minorHAnsi" w:cstheme="minorHAnsi"/>
-          <w:color w:val="000000" w:themeColor="text1"/>
-        </w:rPr>
-        <w:t>.</w:t>
-      </w:r>
-    </w:p>
-    <w:p>
-      <w:pPr>
-        <w:pStyle w:val="NoSpacing"/>
-        <w:spacing w:after="120" w:line="264" w:lineRule="auto"/>
-        <w:jc w:val="both"/>
-        <w:rPr>
-          <w:rFonts w:asciiTheme="minorHAnsi" w:hAnsiTheme="minorHAnsi" w:cstheme="minorHAnsi"/>
-          <w:color w:val="000000" w:themeColor="text1"/>
-        </w:rPr>
-      </w:pPr>
-      <w:r>
-        <w:rPr>
-          <w:rFonts w:asciiTheme="minorHAnsi" w:hAnsiTheme="minorHAnsi" w:cstheme="minorHAnsi"/>
-          <w:b/>
-          <w:bCs/>
-          <w:color w:val="000000" w:themeColor="text1"/>
-        </w:rPr>
-        <w:t xml:space="preserve">MINISTERIO DE VIVIENDA Y AGENDA URBANA. </w:t>
-      </w:r>
-      <w:r>
-        <w:rPr>
-          <w:rFonts w:asciiTheme="minorHAnsi" w:hAnsiTheme="minorHAnsi" w:cstheme="minorHAnsi"/>
-          <w:b/>
-          <w:bCs/>
-          <w:color w:val="000000" w:themeColor="text1"/>
-        </w:rPr>
-        <w:t>s.</w:t>
-      </w:r>
-      <w:r>
-        <w:rPr>
-          <w:rFonts w:asciiTheme="minorHAnsi" w:hAnsiTheme="minorHAnsi" w:cstheme="minorHAnsi"/>
-          <w:b/>
-          <w:bCs/>
-          <w:color w:val="000000" w:themeColor="text1"/>
-        </w:rPr>
-        <w:t xml:space="preserve"> </w:t>
-      </w:r>
-      <w:r>
-        <w:rPr>
-          <w:rFonts w:asciiTheme="minorHAnsi" w:hAnsiTheme="minorHAnsi" w:cstheme="minorHAnsi"/>
-          <w:b/>
-          <w:bCs/>
-          <w:color w:val="000000" w:themeColor="text1"/>
-        </w:rPr>
-        <w:t>f</w:t>
-      </w:r>
-      <w:r>
-        <w:rPr>
-          <w:rFonts w:asciiTheme="minorHAnsi" w:hAnsiTheme="minorHAnsi" w:cstheme="minorHAnsi"/>
-          <w:b/>
-          <w:bCs/>
-          <w:color w:val="000000" w:themeColor="text1"/>
-        </w:rPr>
-        <w:t>.</w:t>
-      </w:r>
-      <w:r>
-        <w:rPr>
-          <w:rFonts w:asciiTheme="minorHAnsi" w:hAnsiTheme="minorHAnsi" w:cstheme="minorHAnsi"/>
-          <w:color w:val="000000" w:themeColor="text1"/>
-        </w:rPr>
-        <w:t xml:space="preserve"> </w:t>
-      </w:r>
-      <w:r>
-        <w:rPr>
-          <w:rFonts w:asciiTheme="minorHAnsi" w:hAnsiTheme="minorHAnsi" w:cstheme="minorHAnsi"/>
-          <w:i/>
-          <w:iCs/>
-          <w:color w:val="000000" w:themeColor="text1"/>
-        </w:rPr>
-        <w:t>Transacciones inmobiliarias de vivienda nueva por municipio. Ministerio de Vivienda y Agenda Urbana.</w:t>
-      </w:r>
-      <w:r>
-        <w:rPr>
-          <w:rFonts w:asciiTheme="minorHAnsi" w:hAnsiTheme="minorHAnsi" w:cstheme="minorHAnsi"/>
-          <w:color w:val="000000" w:themeColor="text1"/>
-        </w:rPr>
-        <w:t xml:space="preserve"> [En línea] [Citado el: </w:t>
-      </w:r>
-      <w:r>
-        <w:rPr>
-          <w:rFonts w:asciiTheme="minorHAnsi" w:hAnsiTheme="minorHAnsi" w:cstheme="minorHAnsi"/>
-          <w:color w:val="000000" w:themeColor="text1"/>
-        </w:rPr>
-        <w:t>31</w:t>
-      </w:r>
-      <w:r>
-        <w:rPr>
-          <w:rFonts w:asciiTheme="minorHAnsi" w:hAnsiTheme="minorHAnsi" w:cstheme="minorHAnsi"/>
-          <w:color w:val="000000" w:themeColor="text1"/>
-        </w:rPr>
-        <w:t xml:space="preserve"> de </w:t>
-      </w:r>
-      <w:r>
-        <w:rPr>
-          <w:rFonts w:asciiTheme="minorHAnsi" w:hAnsiTheme="minorHAnsi" w:cstheme="minorHAnsi"/>
-          <w:color w:val="000000" w:themeColor="text1"/>
-        </w:rPr>
-        <w:t xml:space="preserve">mayo </w:t>
-      </w:r>
-      <w:r>
-        <w:rPr>
-          <w:rFonts w:asciiTheme="minorHAnsi" w:hAnsiTheme="minorHAnsi" w:cstheme="minorHAnsi"/>
-          <w:color w:val="000000" w:themeColor="text1"/>
-        </w:rPr>
-        <w:t xml:space="preserve">de 2026.] </w:t>
-      </w:r>
-      <w:hyperlink r:id="rId56" w:history="1">
-        <w:r>
-          <w:rPr>
-            <w:rStyle w:val="Hyperlink"/>
-            <w:rFonts w:asciiTheme="minorHAnsi" w:hAnsiTheme="minorHAnsi" w:cstheme="minorHAnsi"/>
-          </w:rPr>
-          <w:t>https://apps.fomento.gob.es/BoletinOnline2/sedal/34010240.XLS</w:t>
-        </w:r>
-      </w:hyperlink>
-      <w:r>
-        <w:rPr>
-          <w:rFonts w:asciiTheme="minorHAnsi" w:hAnsiTheme="minorHAnsi" w:cstheme="minorHAnsi"/>
-          <w:color w:val="000000" w:themeColor="text1"/>
-        </w:rPr>
-        <w:t>.</w:t>
-      </w:r>
-    </w:p>
-    <w:p>
-      <w:pPr>
-        <w:pStyle w:val="NoSpacing"/>
-        <w:spacing w:after="120" w:line="264" w:lineRule="auto"/>
-        <w:jc w:val="both"/>
-        <w:rPr>
-          <w:rFonts w:asciiTheme="minorHAnsi" w:hAnsiTheme="minorHAnsi" w:cstheme="minorHAnsi"/>
-          <w:color w:val="000000" w:themeColor="text1"/>
-        </w:rPr>
-      </w:pPr>
-      <w:r>
-        <w:rPr>
-          <w:rFonts w:asciiTheme="minorHAnsi" w:hAnsiTheme="minorHAnsi" w:cstheme="minorHAnsi"/>
-          <w:b/>
-          <w:bCs/>
-          <w:color w:val="000000" w:themeColor="text1"/>
-        </w:rPr>
-        <w:lastRenderedPageBreak/>
-        <w:t xml:space="preserve">MINISTERIO DE VIVIENDA Y AGENDA URBANA. </w:t>
-      </w:r>
-      <w:r>
-        <w:rPr>
-          <w:rFonts w:asciiTheme="minorHAnsi" w:hAnsiTheme="minorHAnsi" w:cstheme="minorHAnsi"/>
-          <w:b/>
-          <w:bCs/>
-          <w:color w:val="000000" w:themeColor="text1"/>
-        </w:rPr>
-        <w:t>s.</w:t>
-      </w:r>
-      <w:r>
-        <w:rPr>
-          <w:rFonts w:asciiTheme="minorHAnsi" w:hAnsiTheme="minorHAnsi" w:cstheme="minorHAnsi"/>
-          <w:b/>
-          <w:bCs/>
-          <w:color w:val="000000" w:themeColor="text1"/>
-        </w:rPr>
-        <w:t xml:space="preserve"> </w:t>
-      </w:r>
-      <w:r>
-        <w:rPr>
-          <w:rFonts w:asciiTheme="minorHAnsi" w:hAnsiTheme="minorHAnsi" w:cstheme="minorHAnsi"/>
-          <w:b/>
-          <w:bCs/>
-          <w:color w:val="000000" w:themeColor="text1"/>
-        </w:rPr>
-        <w:t>f</w:t>
-      </w:r>
-      <w:r>
-        <w:rPr>
-          <w:rFonts w:asciiTheme="minorHAnsi" w:hAnsiTheme="minorHAnsi" w:cstheme="minorHAnsi"/>
-          <w:b/>
-          <w:bCs/>
-          <w:color w:val="000000" w:themeColor="text1"/>
-        </w:rPr>
-        <w:t>.</w:t>
+        <w:t>f.</w:t>
       </w:r>
       <w:r>
         <w:rPr>
